--- a/assets/cv/Debora-Santos-CV-Frontend.docx
+++ b/assets/cv/Debora-Santos-CV-Frontend.docx
@@ -44,7 +44,7 @@
           <w:sz w:val="18"/>
           <w:szCs w:val="18"/>
         </w:rPr>
-        <w:t xml:space="preserve">Mogi Guaçu, SP | +55 19 99173-1213 | os.debora.2001@gmail.com | linkedin.com/in/debora-oliveira-santos-1b920321a | https://github.com/deborasants</w:t>
+        <w:t xml:space="preserve">Mogi Guaçu, SP | +55 19 99173-1213 | os.debora.2001@gmail.com | linkedin.com/in/debora-oliveira-santos-1b920321a | https://github.com/deborasants | https://deborasants.github.io/portfolio-ds/</w:t>
       </w:r>
     </w:p>
     <w:p>
